--- a/docs/sdlc/60_quality/WS2D-CM-001_構成管理計画書.docx
+++ b/docs/sdlc/60_quality/WS2D-CM-001_構成管理計画書.docx
@@ -76,13 +76,13 @@
         <w:tblLook w:firstColumn="1" w:firstRow="1" w:lastColumn="0" w:lastRow="0" w:noHBand="0" w:noVBand="1" w:val="04A0"/>
       </w:tblPr>
       <w:tblGrid>
-        <w:gridCol w:w="4320"/>
-        <w:gridCol w:w="4320"/>
+        <w:gridCol w:w="4961"/>
+        <w:gridCol w:w="4961"/>
       </w:tblGrid>
       <w:tr>
         <w:tc>
           <w:tcPr>
-            <w:tcW w:type="dxa" w:w="4320"/>
+            <w:tcW w:type="dxa" w:w="4961"/>
             <w:shd w:fill="D9E2F3"/>
           </w:tcPr>
           <w:p>
@@ -102,7 +102,7 @@
         </w:tc>
         <w:tc>
           <w:tcPr>
-            <w:tcW w:type="dxa" w:w="4320"/>
+            <w:tcW w:type="dxa" w:w="4961"/>
           </w:tcPr>
           <w:p>
             <w:r>
@@ -123,7 +123,7 @@
       <w:tr>
         <w:tc>
           <w:tcPr>
-            <w:tcW w:type="dxa" w:w="4320"/>
+            <w:tcW w:type="dxa" w:w="4961"/>
             <w:shd w:fill="D9E2F3"/>
           </w:tcPr>
           <w:p>
@@ -143,7 +143,7 @@
         </w:tc>
         <w:tc>
           <w:tcPr>
-            <w:tcW w:type="dxa" w:w="4320"/>
+            <w:tcW w:type="dxa" w:w="4961"/>
           </w:tcPr>
           <w:p>
             <w:r>
@@ -164,7 +164,7 @@
       <w:tr>
         <w:tc>
           <w:tcPr>
-            <w:tcW w:type="dxa" w:w="4320"/>
+            <w:tcW w:type="dxa" w:w="4961"/>
             <w:shd w:fill="D9E2F3"/>
           </w:tcPr>
           <w:p>
@@ -184,7 +184,7 @@
         </w:tc>
         <w:tc>
           <w:tcPr>
-            <w:tcW w:type="dxa" w:w="4320"/>
+            <w:tcW w:type="dxa" w:w="4961"/>
           </w:tcPr>
           <w:p>
             <w:r>
@@ -205,7 +205,7 @@
       <w:tr>
         <w:tc>
           <w:tcPr>
-            <w:tcW w:type="dxa" w:w="4320"/>
+            <w:tcW w:type="dxa" w:w="4961"/>
             <w:shd w:fill="D9E2F3"/>
           </w:tcPr>
           <w:p>
@@ -225,7 +225,7 @@
         </w:tc>
         <w:tc>
           <w:tcPr>
-            <w:tcW w:type="dxa" w:w="4320"/>
+            <w:tcW w:type="dxa" w:w="4961"/>
           </w:tcPr>
           <w:p>
             <w:r>
@@ -246,7 +246,7 @@
       <w:tr>
         <w:tc>
           <w:tcPr>
-            <w:tcW w:type="dxa" w:w="4320"/>
+            <w:tcW w:type="dxa" w:w="4961"/>
             <w:shd w:fill="D9E2F3"/>
           </w:tcPr>
           <w:p>
@@ -266,7 +266,7 @@
         </w:tc>
         <w:tc>
           <w:tcPr>
-            <w:tcW w:type="dxa" w:w="4320"/>
+            <w:tcW w:type="dxa" w:w="4961"/>
           </w:tcPr>
           <w:p>
             <w:r>
@@ -287,7 +287,7 @@
       <w:tr>
         <w:tc>
           <w:tcPr>
-            <w:tcW w:type="dxa" w:w="4320"/>
+            <w:tcW w:type="dxa" w:w="4961"/>
             <w:shd w:fill="D9E2F3"/>
           </w:tcPr>
           <w:p>
@@ -307,7 +307,7 @@
         </w:tc>
         <w:tc>
           <w:tcPr>
-            <w:tcW w:type="dxa" w:w="4320"/>
+            <w:tcW w:type="dxa" w:w="4961"/>
           </w:tcPr>
           <w:p>
             <w:r>
@@ -356,13 +356,13 @@
         <w:tblLook w:firstColumn="1" w:firstRow="1" w:lastColumn="0" w:lastRow="0" w:noHBand="0" w:noVBand="1" w:val="04A0"/>
       </w:tblPr>
       <w:tblGrid>
-        <w:gridCol w:w="4320"/>
-        <w:gridCol w:w="4320"/>
+        <w:gridCol w:w="4961"/>
+        <w:gridCol w:w="4961"/>
       </w:tblGrid>
       <w:tr>
         <w:tc>
           <w:tcPr>
-            <w:tcW w:type="dxa" w:w="4320"/>
+            <w:tcW w:type="dxa" w:w="4961"/>
             <w:shd w:fill="D9E2F3"/>
           </w:tcPr>
           <w:p>
@@ -382,7 +382,7 @@
         </w:tc>
         <w:tc>
           <w:tcPr>
-            <w:tcW w:type="dxa" w:w="4320"/>
+            <w:tcW w:type="dxa" w:w="4961"/>
           </w:tcPr>
           <w:p>
             <w:r>
@@ -403,7 +403,7 @@
       <w:tr>
         <w:tc>
           <w:tcPr>
-            <w:tcW w:type="dxa" w:w="4320"/>
+            <w:tcW w:type="dxa" w:w="4961"/>
             <w:shd w:fill="D9E2F3"/>
           </w:tcPr>
           <w:p>
@@ -423,7 +423,7 @@
         </w:tc>
         <w:tc>
           <w:tcPr>
-            <w:tcW w:type="dxa" w:w="4320"/>
+            <w:tcW w:type="dxa" w:w="4961"/>
           </w:tcPr>
           <w:p>
             <w:r>
@@ -444,7 +444,7 @@
       <w:tr>
         <w:tc>
           <w:tcPr>
-            <w:tcW w:type="dxa" w:w="4320"/>
+            <w:tcW w:type="dxa" w:w="4961"/>
             <w:shd w:fill="D9E2F3"/>
           </w:tcPr>
           <w:p>
@@ -464,7 +464,7 @@
         </w:tc>
         <w:tc>
           <w:tcPr>
-            <w:tcW w:type="dxa" w:w="4320"/>
+            <w:tcW w:type="dxa" w:w="4961"/>
           </w:tcPr>
           <w:p>
             <w:r>
@@ -485,7 +485,7 @@
       <w:tr>
         <w:tc>
           <w:tcPr>
-            <w:tcW w:type="dxa" w:w="4320"/>
+            <w:tcW w:type="dxa" w:w="4961"/>
             <w:shd w:fill="D9E2F3"/>
           </w:tcPr>
           <w:p>
@@ -505,7 +505,7 @@
         </w:tc>
         <w:tc>
           <w:tcPr>
-            <w:tcW w:type="dxa" w:w="4320"/>
+            <w:tcW w:type="dxa" w:w="4961"/>
           </w:tcPr>
           <w:p>
             <w:r>
@@ -526,7 +526,7 @@
       <w:tr>
         <w:tc>
           <w:tcPr>
-            <w:tcW w:type="dxa" w:w="4320"/>
+            <w:tcW w:type="dxa" w:w="4961"/>
             <w:shd w:fill="D9E2F3"/>
           </w:tcPr>
           <w:p>
@@ -546,7 +546,7 @@
         </w:tc>
         <w:tc>
           <w:tcPr>
-            <w:tcW w:type="dxa" w:w="4320"/>
+            <w:tcW w:type="dxa" w:w="4961"/>
           </w:tcPr>
           <w:p>
             <w:r>
@@ -567,7 +567,7 @@
       <w:tr>
         <w:tc>
           <w:tcPr>
-            <w:tcW w:type="dxa" w:w="4320"/>
+            <w:tcW w:type="dxa" w:w="4961"/>
             <w:shd w:fill="D9E2F3"/>
           </w:tcPr>
           <w:p>
@@ -587,7 +587,7 @@
         </w:tc>
         <w:tc>
           <w:tcPr>
-            <w:tcW w:type="dxa" w:w="4320"/>
+            <w:tcW w:type="dxa" w:w="4961"/>
           </w:tcPr>
           <w:p>
             <w:r>
@@ -632,15 +632,15 @@
         <w:tblLook w:firstColumn="1" w:firstRow="1" w:lastColumn="0" w:lastRow="0" w:noHBand="0" w:noVBand="1" w:val="04A0"/>
       </w:tblPr>
       <w:tblGrid>
-        <w:gridCol w:w="2160"/>
-        <w:gridCol w:w="2160"/>
-        <w:gridCol w:w="2160"/>
-        <w:gridCol w:w="2160"/>
+        <w:gridCol w:w="2480"/>
+        <w:gridCol w:w="2480"/>
+        <w:gridCol w:w="2480"/>
+        <w:gridCol w:w="2480"/>
       </w:tblGrid>
       <w:tr>
         <w:tc>
           <w:tcPr>
-            <w:tcW w:type="dxa" w:w="2160"/>
+            <w:tcW w:type="dxa" w:w="2480"/>
             <w:shd w:fill="D9E2F3"/>
           </w:tcPr>
           <w:p>
@@ -662,7 +662,7 @@
         </w:tc>
         <w:tc>
           <w:tcPr>
-            <w:tcW w:type="dxa" w:w="2160"/>
+            <w:tcW w:type="dxa" w:w="2480"/>
             <w:shd w:fill="D9E2F3"/>
           </w:tcPr>
           <w:p>
@@ -684,7 +684,7 @@
         </w:tc>
         <w:tc>
           <w:tcPr>
-            <w:tcW w:type="dxa" w:w="2160"/>
+            <w:tcW w:type="dxa" w:w="2480"/>
             <w:shd w:fill="D9E2F3"/>
           </w:tcPr>
           <w:p>
@@ -706,7 +706,7 @@
         </w:tc>
         <w:tc>
           <w:tcPr>
-            <w:tcW w:type="dxa" w:w="2160"/>
+            <w:tcW w:type="dxa" w:w="2480"/>
             <w:shd w:fill="D9E2F3"/>
           </w:tcPr>
           <w:p>
@@ -730,7 +730,7 @@
       <w:tr>
         <w:tc>
           <w:tcPr>
-            <w:tcW w:type="dxa" w:w="2160"/>
+            <w:tcW w:type="dxa" w:w="2480"/>
           </w:tcPr>
           <w:p>
             <w:r>
@@ -749,7 +749,7 @@
         </w:tc>
         <w:tc>
           <w:tcPr>
-            <w:tcW w:type="dxa" w:w="2160"/>
+            <w:tcW w:type="dxa" w:w="2480"/>
           </w:tcPr>
           <w:p>
             <w:r>
@@ -761,7 +761,7 @@
         </w:tc>
         <w:tc>
           <w:tcPr>
-            <w:tcW w:type="dxa" w:w="2160"/>
+            <w:tcW w:type="dxa" w:w="2480"/>
           </w:tcPr>
           <w:p>
             <w:r>
@@ -773,7 +773,7 @@
         </w:tc>
         <w:tc>
           <w:tcPr>
-            <w:tcW w:type="dxa" w:w="2160"/>
+            <w:tcW w:type="dxa" w:w="2480"/>
           </w:tcPr>
           <w:p>
             <w:r>
@@ -787,7 +787,7 @@
       <w:tr>
         <w:tc>
           <w:tcPr>
-            <w:tcW w:type="dxa" w:w="2160"/>
+            <w:tcW w:type="dxa" w:w="2480"/>
           </w:tcPr>
           <w:p>
             <w:r>
@@ -806,7 +806,7 @@
         </w:tc>
         <w:tc>
           <w:tcPr>
-            <w:tcW w:type="dxa" w:w="2160"/>
+            <w:tcW w:type="dxa" w:w="2480"/>
           </w:tcPr>
           <w:p>
             <w:r>
@@ -818,7 +818,7 @@
         </w:tc>
         <w:tc>
           <w:tcPr>
-            <w:tcW w:type="dxa" w:w="2160"/>
+            <w:tcW w:type="dxa" w:w="2480"/>
           </w:tcPr>
           <w:p>
             <w:r>
@@ -830,7 +830,7 @@
         </w:tc>
         <w:tc>
           <w:tcPr>
-            <w:tcW w:type="dxa" w:w="2160"/>
+            <w:tcW w:type="dxa" w:w="2480"/>
           </w:tcPr>
           <w:p>
             <w:r>
@@ -844,7 +844,7 @@
       <w:tr>
         <w:tc>
           <w:tcPr>
-            <w:tcW w:type="dxa" w:w="2160"/>
+            <w:tcW w:type="dxa" w:w="2480"/>
             <w:shd w:fill="D9E2F3"/>
           </w:tcPr>
           <w:p>
@@ -864,7 +864,7 @@
         </w:tc>
         <w:tc>
           <w:tcPr>
-            <w:tcW w:type="dxa" w:w="2160"/>
+            <w:tcW w:type="dxa" w:w="2480"/>
           </w:tcPr>
           <w:p>
             <w:r>
@@ -876,7 +876,7 @@
         </w:tc>
         <w:tc>
           <w:tcPr>
-            <w:tcW w:type="dxa" w:w="2160"/>
+            <w:tcW w:type="dxa" w:w="2480"/>
           </w:tcPr>
           <w:p>
             <w:r>
@@ -888,7 +888,7 @@
         </w:tc>
         <w:tc>
           <w:tcPr>
-            <w:tcW w:type="dxa" w:w="2160"/>
+            <w:tcW w:type="dxa" w:w="2480"/>
           </w:tcPr>
           <w:p>
             <w:r>
@@ -1472,20 +1472,20 @@
       <w:tblPr>
         <w:tblStyle w:val="TableGrid"/>
         <w:tblW w:type="auto" w:w="0"/>
-        <w:tblLayout w:type="autofit"/>
+        <w:tblLayout w:type="fixed"/>
         <w:tblLook w:firstColumn="1" w:firstRow="1" w:lastColumn="0" w:lastRow="0" w:noHBand="0" w:noVBand="1" w:val="04A0"/>
       </w:tblPr>
       <w:tblGrid>
-        <w:gridCol w:w="1728"/>
-        <w:gridCol w:w="1728"/>
-        <w:gridCol w:w="1728"/>
-        <w:gridCol w:w="1728"/>
-        <w:gridCol w:w="1728"/>
+        <w:gridCol w:w="1984"/>
+        <w:gridCol w:w="1984"/>
+        <w:gridCol w:w="1984"/>
+        <w:gridCol w:w="1984"/>
+        <w:gridCol w:w="1984"/>
       </w:tblGrid>
       <w:tr>
         <w:tc>
           <w:tcPr>
-            <w:tcW w:type="dxa" w:w="1728"/>
+            <w:tcW w:type="dxa" w:w="1984"/>
             <w:shd w:fill="D9E2F3"/>
           </w:tcPr>
           <w:p>
@@ -1507,7 +1507,7 @@
         </w:tc>
         <w:tc>
           <w:tcPr>
-            <w:tcW w:type="dxa" w:w="1728"/>
+            <w:tcW w:type="dxa" w:w="1984"/>
             <w:shd w:fill="D9E2F3"/>
           </w:tcPr>
           <w:p>
@@ -1529,7 +1529,7 @@
         </w:tc>
         <w:tc>
           <w:tcPr>
-            <w:tcW w:type="dxa" w:w="1728"/>
+            <w:tcW w:type="dxa" w:w="1984"/>
             <w:shd w:fill="D9E2F3"/>
           </w:tcPr>
           <w:p>
@@ -1551,7 +1551,7 @@
         </w:tc>
         <w:tc>
           <w:tcPr>
-            <w:tcW w:type="dxa" w:w="1728"/>
+            <w:tcW w:type="dxa" w:w="1984"/>
             <w:shd w:fill="D9E2F3"/>
           </w:tcPr>
           <w:p>
@@ -1573,7 +1573,7 @@
         </w:tc>
         <w:tc>
           <w:tcPr>
-            <w:tcW w:type="dxa" w:w="1728"/>
+            <w:tcW w:type="dxa" w:w="1984"/>
             <w:shd w:fill="D9E2F3"/>
           </w:tcPr>
           <w:p>
@@ -1597,7 +1597,7 @@
       <w:tr>
         <w:tc>
           <w:tcPr>
-            <w:tcW w:type="dxa" w:w="1728"/>
+            <w:tcW w:type="dxa" w:w="1984"/>
           </w:tcPr>
           <w:p>
             <w:r>
@@ -1616,7 +1616,7 @@
         </w:tc>
         <w:tc>
           <w:tcPr>
-            <w:tcW w:type="dxa" w:w="1728"/>
+            <w:tcW w:type="dxa" w:w="1984"/>
           </w:tcPr>
           <w:p>
             <w:r>
@@ -1663,7 +1663,7 @@
         </w:tc>
         <w:tc>
           <w:tcPr>
-            <w:tcW w:type="dxa" w:w="1728"/>
+            <w:tcW w:type="dxa" w:w="1984"/>
           </w:tcPr>
           <w:p>
             <w:r>
@@ -1682,7 +1682,7 @@
         </w:tc>
         <w:tc>
           <w:tcPr>
-            <w:tcW w:type="dxa" w:w="1728"/>
+            <w:tcW w:type="dxa" w:w="1984"/>
           </w:tcPr>
           <w:p>
             <w:r>
@@ -1701,7 +1701,7 @@
         </w:tc>
         <w:tc>
           <w:tcPr>
-            <w:tcW w:type="dxa" w:w="1728"/>
+            <w:tcW w:type="dxa" w:w="1984"/>
           </w:tcPr>
           <w:p>
             <w:r>
@@ -1722,7 +1722,7 @@
       <w:tr>
         <w:tc>
           <w:tcPr>
-            <w:tcW w:type="dxa" w:w="1728"/>
+            <w:tcW w:type="dxa" w:w="1984"/>
           </w:tcPr>
           <w:p>
             <w:r>
@@ -1741,7 +1741,7 @@
         </w:tc>
         <w:tc>
           <w:tcPr>
-            <w:tcW w:type="dxa" w:w="1728"/>
+            <w:tcW w:type="dxa" w:w="1984"/>
           </w:tcPr>
           <w:p>
             <w:r>
@@ -1781,7 +1781,7 @@
         </w:tc>
         <w:tc>
           <w:tcPr>
-            <w:tcW w:type="dxa" w:w="1728"/>
+            <w:tcW w:type="dxa" w:w="1984"/>
           </w:tcPr>
           <w:p>
             <w:r>
@@ -1814,7 +1814,7 @@
         </w:tc>
         <w:tc>
           <w:tcPr>
-            <w:tcW w:type="dxa" w:w="1728"/>
+            <w:tcW w:type="dxa" w:w="1984"/>
           </w:tcPr>
           <w:p>
             <w:r>
@@ -1847,7 +1847,7 @@
         </w:tc>
         <w:tc>
           <w:tcPr>
-            <w:tcW w:type="dxa" w:w="1728"/>
+            <w:tcW w:type="dxa" w:w="1984"/>
           </w:tcPr>
           <w:p>
             <w:r>
@@ -1868,7 +1868,7 @@
       <w:tr>
         <w:tc>
           <w:tcPr>
-            <w:tcW w:type="dxa" w:w="1728"/>
+            <w:tcW w:type="dxa" w:w="1984"/>
           </w:tcPr>
           <w:p>
             <w:r>
@@ -1887,7 +1887,7 @@
         </w:tc>
         <w:tc>
           <w:tcPr>
-            <w:tcW w:type="dxa" w:w="1728"/>
+            <w:tcW w:type="dxa" w:w="1984"/>
           </w:tcPr>
           <w:p>
             <w:r>
@@ -1920,7 +1920,7 @@
         </w:tc>
         <w:tc>
           <w:tcPr>
-            <w:tcW w:type="dxa" w:w="1728"/>
+            <w:tcW w:type="dxa" w:w="1984"/>
           </w:tcPr>
           <w:p>
             <w:r>
@@ -1939,7 +1939,7 @@
         </w:tc>
         <w:tc>
           <w:tcPr>
-            <w:tcW w:type="dxa" w:w="1728"/>
+            <w:tcW w:type="dxa" w:w="1984"/>
           </w:tcPr>
           <w:p>
             <w:r>
@@ -1972,7 +1972,7 @@
         </w:tc>
         <w:tc>
           <w:tcPr>
-            <w:tcW w:type="dxa" w:w="1728"/>
+            <w:tcW w:type="dxa" w:w="1984"/>
           </w:tcPr>
           <w:p>
             <w:r>
@@ -1993,7 +1993,7 @@
       <w:tr>
         <w:tc>
           <w:tcPr>
-            <w:tcW w:type="dxa" w:w="1728"/>
+            <w:tcW w:type="dxa" w:w="1984"/>
           </w:tcPr>
           <w:p>
             <w:r>
@@ -2012,7 +2012,7 @@
         </w:tc>
         <w:tc>
           <w:tcPr>
-            <w:tcW w:type="dxa" w:w="1728"/>
+            <w:tcW w:type="dxa" w:w="1984"/>
           </w:tcPr>
           <w:p>
             <w:r>
@@ -2066,7 +2066,7 @@
         </w:tc>
         <w:tc>
           <w:tcPr>
-            <w:tcW w:type="dxa" w:w="1728"/>
+            <w:tcW w:type="dxa" w:w="1984"/>
           </w:tcPr>
           <w:p>
             <w:r>
@@ -2085,7 +2085,7 @@
         </w:tc>
         <w:tc>
           <w:tcPr>
-            <w:tcW w:type="dxa" w:w="1728"/>
+            <w:tcW w:type="dxa" w:w="1984"/>
           </w:tcPr>
           <w:p>
             <w:r>
@@ -2104,7 +2104,7 @@
         </w:tc>
         <w:tc>
           <w:tcPr>
-            <w:tcW w:type="dxa" w:w="1728"/>
+            <w:tcW w:type="dxa" w:w="1984"/>
           </w:tcPr>
           <w:p>
             <w:r>
@@ -2125,7 +2125,7 @@
       <w:tr>
         <w:tc>
           <w:tcPr>
-            <w:tcW w:type="dxa" w:w="1728"/>
+            <w:tcW w:type="dxa" w:w="1984"/>
           </w:tcPr>
           <w:p>
             <w:r>
@@ -2144,7 +2144,7 @@
         </w:tc>
         <w:tc>
           <w:tcPr>
-            <w:tcW w:type="dxa" w:w="1728"/>
+            <w:tcW w:type="dxa" w:w="1984"/>
           </w:tcPr>
           <w:p>
             <w:r>
@@ -2205,7 +2205,7 @@
         </w:tc>
         <w:tc>
           <w:tcPr>
-            <w:tcW w:type="dxa" w:w="1728"/>
+            <w:tcW w:type="dxa" w:w="1984"/>
           </w:tcPr>
           <w:p>
             <w:r>
@@ -2224,7 +2224,7 @@
         </w:tc>
         <w:tc>
           <w:tcPr>
-            <w:tcW w:type="dxa" w:w="1728"/>
+            <w:tcW w:type="dxa" w:w="1984"/>
           </w:tcPr>
           <w:p>
             <w:r>
@@ -2243,7 +2243,7 @@
         </w:tc>
         <w:tc>
           <w:tcPr>
-            <w:tcW w:type="dxa" w:w="1728"/>
+            <w:tcW w:type="dxa" w:w="1984"/>
           </w:tcPr>
           <w:p>
             <w:r>
@@ -2271,7 +2271,7 @@
       <w:tr>
         <w:tc>
           <w:tcPr>
-            <w:tcW w:type="dxa" w:w="1728"/>
+            <w:tcW w:type="dxa" w:w="1984"/>
           </w:tcPr>
           <w:p>
             <w:r>
@@ -2290,7 +2290,7 @@
         </w:tc>
         <w:tc>
           <w:tcPr>
-            <w:tcW w:type="dxa" w:w="1728"/>
+            <w:tcW w:type="dxa" w:w="1984"/>
           </w:tcPr>
           <w:p>
             <w:r>
@@ -2323,7 +2323,7 @@
         </w:tc>
         <w:tc>
           <w:tcPr>
-            <w:tcW w:type="dxa" w:w="1728"/>
+            <w:tcW w:type="dxa" w:w="1984"/>
           </w:tcPr>
           <w:p>
             <w:r>
@@ -2356,7 +2356,7 @@
         </w:tc>
         <w:tc>
           <w:tcPr>
-            <w:tcW w:type="dxa" w:w="1728"/>
+            <w:tcW w:type="dxa" w:w="1984"/>
           </w:tcPr>
           <w:p>
             <w:r>
@@ -2375,7 +2375,7 @@
         </w:tc>
         <w:tc>
           <w:tcPr>
-            <w:tcW w:type="dxa" w:w="1728"/>
+            <w:tcW w:type="dxa" w:w="1984"/>
           </w:tcPr>
           <w:p>
             <w:r>
@@ -2410,7 +2410,7 @@
       <w:tr>
         <w:tc>
           <w:tcPr>
-            <w:tcW w:type="dxa" w:w="1728"/>
+            <w:tcW w:type="dxa" w:w="1984"/>
           </w:tcPr>
           <w:p>
             <w:r>
@@ -2429,7 +2429,7 @@
         </w:tc>
         <w:tc>
           <w:tcPr>
-            <w:tcW w:type="dxa" w:w="1728"/>
+            <w:tcW w:type="dxa" w:w="1984"/>
           </w:tcPr>
           <w:p>
             <w:r>
@@ -2490,7 +2490,7 @@
         </w:tc>
         <w:tc>
           <w:tcPr>
-            <w:tcW w:type="dxa" w:w="1728"/>
+            <w:tcW w:type="dxa" w:w="1984"/>
           </w:tcPr>
           <w:p>
             <w:r>
@@ -2509,7 +2509,7 @@
         </w:tc>
         <w:tc>
           <w:tcPr>
-            <w:tcW w:type="dxa" w:w="1728"/>
+            <w:tcW w:type="dxa" w:w="1984"/>
           </w:tcPr>
           <w:p>
             <w:r>
@@ -2556,7 +2556,7 @@
         </w:tc>
         <w:tc>
           <w:tcPr>
-            <w:tcW w:type="dxa" w:w="1728"/>
+            <w:tcW w:type="dxa" w:w="1984"/>
           </w:tcPr>
           <w:p>
             <w:r>
@@ -2770,17 +2770,17 @@
       <w:tblPr>
         <w:tblStyle w:val="TableGrid"/>
         <w:tblW w:type="auto" w:w="0"/>
-        <w:tblLayout w:type="autofit"/>
+        <w:tblLayout w:type="fixed"/>
         <w:tblLook w:firstColumn="1" w:firstRow="1" w:lastColumn="0" w:lastRow="0" w:noHBand="0" w:noVBand="1" w:val="04A0"/>
       </w:tblPr>
       <w:tblGrid>
-        <w:gridCol w:w="4320"/>
-        <w:gridCol w:w="4320"/>
+        <w:gridCol w:w="4961"/>
+        <w:gridCol w:w="4961"/>
       </w:tblGrid>
       <w:tr>
         <w:tc>
           <w:tcPr>
-            <w:tcW w:type="dxa" w:w="4320"/>
+            <w:tcW w:type="dxa" w:w="4961"/>
             <w:shd w:fill="D9E2F3"/>
           </w:tcPr>
           <w:p>
@@ -2802,7 +2802,7 @@
         </w:tc>
         <w:tc>
           <w:tcPr>
-            <w:tcW w:type="dxa" w:w="4320"/>
+            <w:tcW w:type="dxa" w:w="4961"/>
             <w:shd w:fill="D9E2F3"/>
           </w:tcPr>
           <w:p>
@@ -2826,7 +2826,7 @@
       <w:tr>
         <w:tc>
           <w:tcPr>
-            <w:tcW w:type="dxa" w:w="4320"/>
+            <w:tcW w:type="dxa" w:w="4961"/>
           </w:tcPr>
           <w:p>
             <w:r>
@@ -2845,7 +2845,7 @@
         </w:tc>
         <w:tc>
           <w:tcPr>
-            <w:tcW w:type="dxa" w:w="4320"/>
+            <w:tcW w:type="dxa" w:w="4961"/>
           </w:tcPr>
           <w:p>
             <w:r>
@@ -2866,7 +2866,7 @@
       <w:tr>
         <w:tc>
           <w:tcPr>
-            <w:tcW w:type="dxa" w:w="4320"/>
+            <w:tcW w:type="dxa" w:w="4961"/>
           </w:tcPr>
           <w:p>
             <w:r>
@@ -2885,7 +2885,7 @@
         </w:tc>
         <w:tc>
           <w:tcPr>
-            <w:tcW w:type="dxa" w:w="4320"/>
+            <w:tcW w:type="dxa" w:w="4961"/>
           </w:tcPr>
           <w:p>
             <w:r>
@@ -2906,7 +2906,7 @@
       <w:tr>
         <w:tc>
           <w:tcPr>
-            <w:tcW w:type="dxa" w:w="4320"/>
+            <w:tcW w:type="dxa" w:w="4961"/>
           </w:tcPr>
           <w:p>
             <w:r>
@@ -2925,7 +2925,7 @@
         </w:tc>
         <w:tc>
           <w:tcPr>
-            <w:tcW w:type="dxa" w:w="4320"/>
+            <w:tcW w:type="dxa" w:w="4961"/>
           </w:tcPr>
           <w:p>
             <w:r>
@@ -2946,7 +2946,7 @@
       <w:tr>
         <w:tc>
           <w:tcPr>
-            <w:tcW w:type="dxa" w:w="4320"/>
+            <w:tcW w:type="dxa" w:w="4961"/>
           </w:tcPr>
           <w:p>
             <w:r>
@@ -2965,7 +2965,7 @@
         </w:tc>
         <w:tc>
           <w:tcPr>
-            <w:tcW w:type="dxa" w:w="4320"/>
+            <w:tcW w:type="dxa" w:w="4961"/>
           </w:tcPr>
           <w:p>
             <w:r>
@@ -2986,7 +2986,7 @@
       <w:tr>
         <w:tc>
           <w:tcPr>
-            <w:tcW w:type="dxa" w:w="4320"/>
+            <w:tcW w:type="dxa" w:w="4961"/>
           </w:tcPr>
           <w:p>
             <w:r>
@@ -3005,7 +3005,7 @@
         </w:tc>
         <w:tc>
           <w:tcPr>
-            <w:tcW w:type="dxa" w:w="4320"/>
+            <w:tcW w:type="dxa" w:w="4961"/>
           </w:tcPr>
           <w:p>
             <w:r>
@@ -3034,7 +3034,7 @@
       <w:tr>
         <w:tc>
           <w:tcPr>
-            <w:tcW w:type="dxa" w:w="4320"/>
+            <w:tcW w:type="dxa" w:w="4961"/>
           </w:tcPr>
           <w:p>
             <w:r>
@@ -3053,7 +3053,7 @@
         </w:tc>
         <w:tc>
           <w:tcPr>
-            <w:tcW w:type="dxa" w:w="4320"/>
+            <w:tcW w:type="dxa" w:w="4961"/>
           </w:tcPr>
           <w:p>
             <w:r>
@@ -3082,7 +3082,7 @@
       <w:tr>
         <w:tc>
           <w:tcPr>
-            <w:tcW w:type="dxa" w:w="4320"/>
+            <w:tcW w:type="dxa" w:w="4961"/>
           </w:tcPr>
           <w:p>
             <w:r>
@@ -3101,7 +3101,7 @@
         </w:tc>
         <w:tc>
           <w:tcPr>
-            <w:tcW w:type="dxa" w:w="4320"/>
+            <w:tcW w:type="dxa" w:w="4961"/>
           </w:tcPr>
           <w:p>
             <w:r>
@@ -4386,18 +4386,18 @@
       <w:tblPr>
         <w:tblStyle w:val="TableGrid"/>
         <w:tblW w:type="auto" w:w="0"/>
-        <w:tblLayout w:type="autofit"/>
+        <w:tblLayout w:type="fixed"/>
         <w:tblLook w:firstColumn="1" w:firstRow="1" w:lastColumn="0" w:lastRow="0" w:noHBand="0" w:noVBand="1" w:val="04A0"/>
       </w:tblPr>
       <w:tblGrid>
-        <w:gridCol w:w="2880"/>
-        <w:gridCol w:w="2880"/>
-        <w:gridCol w:w="2880"/>
+        <w:gridCol w:w="3307"/>
+        <w:gridCol w:w="3307"/>
+        <w:gridCol w:w="3307"/>
       </w:tblGrid>
       <w:tr>
         <w:tc>
           <w:tcPr>
-            <w:tcW w:type="dxa" w:w="2880"/>
+            <w:tcW w:type="dxa" w:w="3307"/>
             <w:shd w:fill="D9E2F3"/>
           </w:tcPr>
           <w:p>
@@ -4419,7 +4419,7 @@
         </w:tc>
         <w:tc>
           <w:tcPr>
-            <w:tcW w:type="dxa" w:w="2880"/>
+            <w:tcW w:type="dxa" w:w="3307"/>
             <w:shd w:fill="D9E2F3"/>
           </w:tcPr>
           <w:p>
@@ -4441,7 +4441,7 @@
         </w:tc>
         <w:tc>
           <w:tcPr>
-            <w:tcW w:type="dxa" w:w="2880"/>
+            <w:tcW w:type="dxa" w:w="3307"/>
             <w:shd w:fill="D9E2F3"/>
           </w:tcPr>
           <w:p>
@@ -4465,7 +4465,7 @@
       <w:tr>
         <w:tc>
           <w:tcPr>
-            <w:tcW w:type="dxa" w:w="2880"/>
+            <w:tcW w:type="dxa" w:w="3307"/>
           </w:tcPr>
           <w:p>
             <w:r>
@@ -4484,7 +4484,7 @@
         </w:tc>
         <w:tc>
           <w:tcPr>
-            <w:tcW w:type="dxa" w:w="2880"/>
+            <w:tcW w:type="dxa" w:w="3307"/>
           </w:tcPr>
           <w:p>
             <w:r>
@@ -4503,7 +4503,7 @@
         </w:tc>
         <w:tc>
           <w:tcPr>
-            <w:tcW w:type="dxa" w:w="2880"/>
+            <w:tcW w:type="dxa" w:w="3307"/>
           </w:tcPr>
           <w:p>
             <w:r>
@@ -4524,7 +4524,7 @@
       <w:tr>
         <w:tc>
           <w:tcPr>
-            <w:tcW w:type="dxa" w:w="2880"/>
+            <w:tcW w:type="dxa" w:w="3307"/>
           </w:tcPr>
           <w:p>
             <w:r>
@@ -4543,7 +4543,7 @@
         </w:tc>
         <w:tc>
           <w:tcPr>
-            <w:tcW w:type="dxa" w:w="2880"/>
+            <w:tcW w:type="dxa" w:w="3307"/>
           </w:tcPr>
           <w:p>
             <w:r>
@@ -4583,7 +4583,7 @@
         </w:tc>
         <w:tc>
           <w:tcPr>
-            <w:tcW w:type="dxa" w:w="2880"/>
+            <w:tcW w:type="dxa" w:w="3307"/>
           </w:tcPr>
           <w:p>
             <w:r>
@@ -4688,7 +4688,7 @@
       <w:tr>
         <w:tc>
           <w:tcPr>
-            <w:tcW w:type="dxa" w:w="2880"/>
+            <w:tcW w:type="dxa" w:w="3307"/>
           </w:tcPr>
           <w:p>
             <w:r>
@@ -4707,7 +4707,7 @@
         </w:tc>
         <w:tc>
           <w:tcPr>
-            <w:tcW w:type="dxa" w:w="2880"/>
+            <w:tcW w:type="dxa" w:w="3307"/>
           </w:tcPr>
           <w:p>
             <w:r>
@@ -4726,7 +4726,7 @@
         </w:tc>
         <w:tc>
           <w:tcPr>
-            <w:tcW w:type="dxa" w:w="2880"/>
+            <w:tcW w:type="dxa" w:w="3307"/>
           </w:tcPr>
           <w:p>
             <w:r>
@@ -4747,7 +4747,7 @@
       <w:tr>
         <w:tc>
           <w:tcPr>
-            <w:tcW w:type="dxa" w:w="2880"/>
+            <w:tcW w:type="dxa" w:w="3307"/>
           </w:tcPr>
           <w:p>
             <w:r>
@@ -4766,7 +4766,7 @@
         </w:tc>
         <w:tc>
           <w:tcPr>
-            <w:tcW w:type="dxa" w:w="2880"/>
+            <w:tcW w:type="dxa" w:w="3307"/>
           </w:tcPr>
           <w:p>
             <w:r>
@@ -4785,7 +4785,7 @@
         </w:tc>
         <w:tc>
           <w:tcPr>
-            <w:tcW w:type="dxa" w:w="2880"/>
+            <w:tcW w:type="dxa" w:w="3307"/>
           </w:tcPr>
           <w:p>
             <w:r>
@@ -4813,7 +4813,7 @@
       <w:tr>
         <w:tc>
           <w:tcPr>
-            <w:tcW w:type="dxa" w:w="2880"/>
+            <w:tcW w:type="dxa" w:w="3307"/>
           </w:tcPr>
           <w:p>
             <w:r>
@@ -4832,7 +4832,7 @@
         </w:tc>
         <w:tc>
           <w:tcPr>
-            <w:tcW w:type="dxa" w:w="2880"/>
+            <w:tcW w:type="dxa" w:w="3307"/>
           </w:tcPr>
           <w:p>
             <w:r>
@@ -4865,7 +4865,7 @@
         </w:tc>
         <w:tc>
           <w:tcPr>
-            <w:tcW w:type="dxa" w:w="2880"/>
+            <w:tcW w:type="dxa" w:w="3307"/>
           </w:tcPr>
           <w:p>
             <w:r>
@@ -4893,7 +4893,7 @@
       <w:tr>
         <w:tc>
           <w:tcPr>
-            <w:tcW w:type="dxa" w:w="2880"/>
+            <w:tcW w:type="dxa" w:w="3307"/>
           </w:tcPr>
           <w:p>
             <w:r>
@@ -4912,7 +4912,7 @@
         </w:tc>
         <w:tc>
           <w:tcPr>
-            <w:tcW w:type="dxa" w:w="2880"/>
+            <w:tcW w:type="dxa" w:w="3307"/>
           </w:tcPr>
           <w:p>
             <w:r>
@@ -4931,7 +4931,7 @@
         </w:tc>
         <w:tc>
           <w:tcPr>
-            <w:tcW w:type="dxa" w:w="2880"/>
+            <w:tcW w:type="dxa" w:w="3307"/>
           </w:tcPr>
           <w:p>
             <w:r>
@@ -5029,18 +5029,18 @@
       <w:tblPr>
         <w:tblStyle w:val="TableGrid"/>
         <w:tblW w:type="auto" w:w="0"/>
-        <w:tblLayout w:type="autofit"/>
+        <w:tblLayout w:type="fixed"/>
         <w:tblLook w:firstColumn="1" w:firstRow="1" w:lastColumn="0" w:lastRow="0" w:noHBand="0" w:noVBand="1" w:val="04A0"/>
       </w:tblPr>
       <w:tblGrid>
-        <w:gridCol w:w="2880"/>
-        <w:gridCol w:w="2880"/>
-        <w:gridCol w:w="2880"/>
+        <w:gridCol w:w="3307"/>
+        <w:gridCol w:w="3307"/>
+        <w:gridCol w:w="3307"/>
       </w:tblGrid>
       <w:tr>
         <w:tc>
           <w:tcPr>
-            <w:tcW w:type="dxa" w:w="2880"/>
+            <w:tcW w:type="dxa" w:w="3307"/>
             <w:shd w:fill="D9E2F3"/>
           </w:tcPr>
           <w:p>
@@ -5062,7 +5062,7 @@
         </w:tc>
         <w:tc>
           <w:tcPr>
-            <w:tcW w:type="dxa" w:w="2880"/>
+            <w:tcW w:type="dxa" w:w="3307"/>
             <w:shd w:fill="D9E2F3"/>
           </w:tcPr>
           <w:p>
@@ -5084,7 +5084,7 @@
         </w:tc>
         <w:tc>
           <w:tcPr>
-            <w:tcW w:type="dxa" w:w="2880"/>
+            <w:tcW w:type="dxa" w:w="3307"/>
             <w:shd w:fill="D9E2F3"/>
           </w:tcPr>
           <w:p>
@@ -5108,7 +5108,7 @@
       <w:tr>
         <w:tc>
           <w:tcPr>
-            <w:tcW w:type="dxa" w:w="2880"/>
+            <w:tcW w:type="dxa" w:w="3307"/>
           </w:tcPr>
           <w:p>
             <w:r>
@@ -5127,7 +5127,7 @@
         </w:tc>
         <w:tc>
           <w:tcPr>
-            <w:tcW w:type="dxa" w:w="2880"/>
+            <w:tcW w:type="dxa" w:w="3307"/>
           </w:tcPr>
           <w:p>
             <w:r>
@@ -5160,7 +5160,7 @@
         </w:tc>
         <w:tc>
           <w:tcPr>
-            <w:tcW w:type="dxa" w:w="2880"/>
+            <w:tcW w:type="dxa" w:w="3307"/>
           </w:tcPr>
           <w:p>
             <w:r>
@@ -5181,7 +5181,7 @@
       <w:tr>
         <w:tc>
           <w:tcPr>
-            <w:tcW w:type="dxa" w:w="2880"/>
+            <w:tcW w:type="dxa" w:w="3307"/>
           </w:tcPr>
           <w:p>
             <w:r>
@@ -5200,7 +5200,7 @@
         </w:tc>
         <w:tc>
           <w:tcPr>
-            <w:tcW w:type="dxa" w:w="2880"/>
+            <w:tcW w:type="dxa" w:w="3307"/>
           </w:tcPr>
           <w:p>
             <w:r>
@@ -5261,7 +5261,7 @@
         </w:tc>
         <w:tc>
           <w:tcPr>
-            <w:tcW w:type="dxa" w:w="2880"/>
+            <w:tcW w:type="dxa" w:w="3307"/>
           </w:tcPr>
           <w:p>
             <w:r>
@@ -5282,7 +5282,7 @@
       <w:tr>
         <w:tc>
           <w:tcPr>
-            <w:tcW w:type="dxa" w:w="2880"/>
+            <w:tcW w:type="dxa" w:w="3307"/>
           </w:tcPr>
           <w:p>
             <w:r>
@@ -5301,7 +5301,7 @@
         </w:tc>
         <w:tc>
           <w:tcPr>
-            <w:tcW w:type="dxa" w:w="2880"/>
+            <w:tcW w:type="dxa" w:w="3307"/>
           </w:tcPr>
           <w:p>
             <w:r>
@@ -5355,7 +5355,7 @@
         </w:tc>
         <w:tc>
           <w:tcPr>
-            <w:tcW w:type="dxa" w:w="2880"/>
+            <w:tcW w:type="dxa" w:w="3307"/>
           </w:tcPr>
           <w:p>
             <w:r>
@@ -5376,7 +5376,7 @@
       <w:tr>
         <w:tc>
           <w:tcPr>
-            <w:tcW w:type="dxa" w:w="2880"/>
+            <w:tcW w:type="dxa" w:w="3307"/>
           </w:tcPr>
           <w:p>
             <w:r>
@@ -5395,7 +5395,7 @@
         </w:tc>
         <w:tc>
           <w:tcPr>
-            <w:tcW w:type="dxa" w:w="2880"/>
+            <w:tcW w:type="dxa" w:w="3307"/>
           </w:tcPr>
           <w:p>
             <w:r>
@@ -5421,7 +5421,7 @@
         </w:tc>
         <w:tc>
           <w:tcPr>
-            <w:tcW w:type="dxa" w:w="2880"/>
+            <w:tcW w:type="dxa" w:w="3307"/>
           </w:tcPr>
           <w:p>
             <w:r>
@@ -5442,7 +5442,7 @@
       <w:tr>
         <w:tc>
           <w:tcPr>
-            <w:tcW w:type="dxa" w:w="2880"/>
+            <w:tcW w:type="dxa" w:w="3307"/>
           </w:tcPr>
           <w:p>
             <w:r>
@@ -5461,7 +5461,7 @@
         </w:tc>
         <w:tc>
           <w:tcPr>
-            <w:tcW w:type="dxa" w:w="2880"/>
+            <w:tcW w:type="dxa" w:w="3307"/>
           </w:tcPr>
           <w:p>
             <w:r>
@@ -5480,7 +5480,7 @@
         </w:tc>
         <w:tc>
           <w:tcPr>
-            <w:tcW w:type="dxa" w:w="2880"/>
+            <w:tcW w:type="dxa" w:w="3307"/>
           </w:tcPr>
           <w:p>
             <w:r>
@@ -5851,7 +5851,20 @@
         <w:rPr>
           <w:rFonts w:ascii="Yu Gothic" w:hAnsi="Yu Gothic" w:eastAsia="Yu Gothic"/>
         </w:rPr>
-        <w:t>の機能契約（19件）が実装と対応しているかを検証する。</w:t>
+        <w:t>の機能契約（</w:t>
+      </w:r>
+      <w:r>
+        <w:rPr>
+          <w:rFonts w:ascii="Yu Gothic" w:hAnsi="Yu Gothic" w:eastAsia="Yu Gothic"/>
+          <w:b/>
+        </w:rPr>
+        <w:t>51件</w:t>
+      </w:r>
+      <w:r>
+        <w:rPr>
+          <w:rFonts w:ascii="Yu Gothic" w:hAnsi="Yu Gothic" w:eastAsia="Yu Gothic"/>
+        </w:rPr>
+        <w:t>、2026-08-02 実測）が実装と対応しているかを検証する。</w:t>
       </w:r>
     </w:p>
     <w:p>
@@ -7024,18 +7037,18 @@
       <w:tblPr>
         <w:tblStyle w:val="TableGrid"/>
         <w:tblW w:type="auto" w:w="0"/>
-        <w:tblLayout w:type="autofit"/>
+        <w:tblLayout w:type="fixed"/>
         <w:tblLook w:firstColumn="1" w:firstRow="1" w:lastColumn="0" w:lastRow="0" w:noHBand="0" w:noVBand="1" w:val="04A0"/>
       </w:tblPr>
       <w:tblGrid>
-        <w:gridCol w:w="2880"/>
-        <w:gridCol w:w="2880"/>
-        <w:gridCol w:w="2880"/>
+        <w:gridCol w:w="3307"/>
+        <w:gridCol w:w="3307"/>
+        <w:gridCol w:w="3307"/>
       </w:tblGrid>
       <w:tr>
         <w:tc>
           <w:tcPr>
-            <w:tcW w:type="dxa" w:w="2880"/>
+            <w:tcW w:type="dxa" w:w="3307"/>
             <w:shd w:fill="D9E2F3"/>
           </w:tcPr>
           <w:p>
@@ -7057,7 +7070,7 @@
         </w:tc>
         <w:tc>
           <w:tcPr>
-            <w:tcW w:type="dxa" w:w="2880"/>
+            <w:tcW w:type="dxa" w:w="3307"/>
             <w:shd w:fill="D9E2F3"/>
           </w:tcPr>
           <w:p>
@@ -7079,7 +7092,7 @@
         </w:tc>
         <w:tc>
           <w:tcPr>
-            <w:tcW w:type="dxa" w:w="2880"/>
+            <w:tcW w:type="dxa" w:w="3307"/>
             <w:shd w:fill="D9E2F3"/>
           </w:tcPr>
           <w:p>
@@ -7103,7 +7116,7 @@
       <w:tr>
         <w:tc>
           <w:tcPr>
-            <w:tcW w:type="dxa" w:w="2880"/>
+            <w:tcW w:type="dxa" w:w="3307"/>
           </w:tcPr>
           <w:p>
             <w:r>
@@ -7122,7 +7135,7 @@
         </w:tc>
         <w:tc>
           <w:tcPr>
-            <w:tcW w:type="dxa" w:w="2880"/>
+            <w:tcW w:type="dxa" w:w="3307"/>
           </w:tcPr>
           <w:p>
             <w:r>
@@ -7141,7 +7154,7 @@
         </w:tc>
         <w:tc>
           <w:tcPr>
-            <w:tcW w:type="dxa" w:w="2880"/>
+            <w:tcW w:type="dxa" w:w="3307"/>
           </w:tcPr>
           <w:p>
             <w:r>
@@ -7162,7 +7175,7 @@
       <w:tr>
         <w:tc>
           <w:tcPr>
-            <w:tcW w:type="dxa" w:w="2880"/>
+            <w:tcW w:type="dxa" w:w="3307"/>
           </w:tcPr>
           <w:p>
             <w:r>
@@ -7181,7 +7194,7 @@
         </w:tc>
         <w:tc>
           <w:tcPr>
-            <w:tcW w:type="dxa" w:w="2880"/>
+            <w:tcW w:type="dxa" w:w="3307"/>
           </w:tcPr>
           <w:p>
             <w:r>
@@ -7200,7 +7213,7 @@
         </w:tc>
         <w:tc>
           <w:tcPr>
-            <w:tcW w:type="dxa" w:w="2880"/>
+            <w:tcW w:type="dxa" w:w="3307"/>
           </w:tcPr>
           <w:p>
             <w:r>
@@ -7221,7 +7234,7 @@
       <w:tr>
         <w:tc>
           <w:tcPr>
-            <w:tcW w:type="dxa" w:w="2880"/>
+            <w:tcW w:type="dxa" w:w="3307"/>
           </w:tcPr>
           <w:p>
             <w:r>
@@ -7254,7 +7267,7 @@
         </w:tc>
         <w:tc>
           <w:tcPr>
-            <w:tcW w:type="dxa" w:w="2880"/>
+            <w:tcW w:type="dxa" w:w="3307"/>
           </w:tcPr>
           <w:p>
             <w:r>
@@ -7273,7 +7286,7 @@
         </w:tc>
         <w:tc>
           <w:tcPr>
-            <w:tcW w:type="dxa" w:w="2880"/>
+            <w:tcW w:type="dxa" w:w="3307"/>
           </w:tcPr>
           <w:p>
             <w:r>
@@ -7357,7 +7370,7 @@
       <w:tr>
         <w:tc>
           <w:tcPr>
-            <w:tcW w:type="dxa" w:w="2880"/>
+            <w:tcW w:type="dxa" w:w="3307"/>
           </w:tcPr>
           <w:p>
             <w:r>
@@ -7376,7 +7389,7 @@
         </w:tc>
         <w:tc>
           <w:tcPr>
-            <w:tcW w:type="dxa" w:w="2880"/>
+            <w:tcW w:type="dxa" w:w="3307"/>
           </w:tcPr>
           <w:p>
             <w:r>
@@ -7535,7 +7548,7 @@
         </w:tc>
         <w:tc>
           <w:tcPr>
-            <w:tcW w:type="dxa" w:w="2880"/>
+            <w:tcW w:type="dxa" w:w="3307"/>
           </w:tcPr>
           <w:p>
             <w:r>
@@ -7577,7 +7590,7 @@
       <w:tr>
         <w:tc>
           <w:tcPr>
-            <w:tcW w:type="dxa" w:w="2880"/>
+            <w:tcW w:type="dxa" w:w="3307"/>
           </w:tcPr>
           <w:p>
             <w:r>
@@ -7596,7 +7609,7 @@
         </w:tc>
         <w:tc>
           <w:tcPr>
-            <w:tcW w:type="dxa" w:w="2880"/>
+            <w:tcW w:type="dxa" w:w="3307"/>
           </w:tcPr>
           <w:p>
             <w:r>
@@ -7615,7 +7628,7 @@
         </w:tc>
         <w:tc>
           <w:tcPr>
-            <w:tcW w:type="dxa" w:w="2880"/>
+            <w:tcW w:type="dxa" w:w="3307"/>
           </w:tcPr>
           <w:p>
             <w:r>
@@ -7650,7 +7663,7 @@
       <w:tr>
         <w:tc>
           <w:tcPr>
-            <w:tcW w:type="dxa" w:w="2880"/>
+            <w:tcW w:type="dxa" w:w="3307"/>
           </w:tcPr>
           <w:p>
             <w:r>
@@ -7669,7 +7682,7 @@
         </w:tc>
         <w:tc>
           <w:tcPr>
-            <w:tcW w:type="dxa" w:w="2880"/>
+            <w:tcW w:type="dxa" w:w="3307"/>
           </w:tcPr>
           <w:p>
             <w:r>
@@ -7688,7 +7701,7 @@
         </w:tc>
         <w:tc>
           <w:tcPr>
-            <w:tcW w:type="dxa" w:w="2880"/>
+            <w:tcW w:type="dxa" w:w="3307"/>
           </w:tcPr>
           <w:p>
             <w:r>
@@ -7779,18 +7792,18 @@
       <w:tblPr>
         <w:tblStyle w:val="TableGrid"/>
         <w:tblW w:type="auto" w:w="0"/>
-        <w:tblLayout w:type="autofit"/>
+        <w:tblLayout w:type="fixed"/>
         <w:tblLook w:firstColumn="1" w:firstRow="1" w:lastColumn="0" w:lastRow="0" w:noHBand="0" w:noVBand="1" w:val="04A0"/>
       </w:tblPr>
       <w:tblGrid>
-        <w:gridCol w:w="2880"/>
-        <w:gridCol w:w="2880"/>
-        <w:gridCol w:w="2880"/>
+        <w:gridCol w:w="3307"/>
+        <w:gridCol w:w="3307"/>
+        <w:gridCol w:w="3307"/>
       </w:tblGrid>
       <w:tr>
         <w:tc>
           <w:tcPr>
-            <w:tcW w:type="dxa" w:w="2880"/>
+            <w:tcW w:type="dxa" w:w="3307"/>
             <w:shd w:fill="D9E2F3"/>
           </w:tcPr>
           <w:p>
@@ -7812,7 +7825,7 @@
         </w:tc>
         <w:tc>
           <w:tcPr>
-            <w:tcW w:type="dxa" w:w="2880"/>
+            <w:tcW w:type="dxa" w:w="3307"/>
             <w:shd w:fill="D9E2F3"/>
           </w:tcPr>
           <w:p>
@@ -7834,7 +7847,7 @@
         </w:tc>
         <w:tc>
           <w:tcPr>
-            <w:tcW w:type="dxa" w:w="2880"/>
+            <w:tcW w:type="dxa" w:w="3307"/>
             <w:shd w:fill="D9E2F3"/>
           </w:tcPr>
           <w:p>
@@ -7858,7 +7871,7 @@
       <w:tr>
         <w:tc>
           <w:tcPr>
-            <w:tcW w:type="dxa" w:w="2880"/>
+            <w:tcW w:type="dxa" w:w="3307"/>
           </w:tcPr>
           <w:p>
             <w:r>
@@ -7877,7 +7890,7 @@
         </w:tc>
         <w:tc>
           <w:tcPr>
-            <w:tcW w:type="dxa" w:w="2880"/>
+            <w:tcW w:type="dxa" w:w="3307"/>
           </w:tcPr>
           <w:p>
             <w:r>
@@ -7896,7 +7909,7 @@
         </w:tc>
         <w:tc>
           <w:tcPr>
-            <w:tcW w:type="dxa" w:w="2880"/>
+            <w:tcW w:type="dxa" w:w="3307"/>
           </w:tcPr>
           <w:p>
             <w:r>
@@ -7917,7 +7930,7 @@
       <w:tr>
         <w:tc>
           <w:tcPr>
-            <w:tcW w:type="dxa" w:w="2880"/>
+            <w:tcW w:type="dxa" w:w="3307"/>
           </w:tcPr>
           <w:p>
             <w:r>
@@ -7936,7 +7949,7 @@
         </w:tc>
         <w:tc>
           <w:tcPr>
-            <w:tcW w:type="dxa" w:w="2880"/>
+            <w:tcW w:type="dxa" w:w="3307"/>
           </w:tcPr>
           <w:p>
             <w:r>
@@ -7955,7 +7968,7 @@
         </w:tc>
         <w:tc>
           <w:tcPr>
-            <w:tcW w:type="dxa" w:w="2880"/>
+            <w:tcW w:type="dxa" w:w="3307"/>
           </w:tcPr>
           <w:p>
             <w:r>
@@ -7976,7 +7989,7 @@
       <w:tr>
         <w:tc>
           <w:tcPr>
-            <w:tcW w:type="dxa" w:w="2880"/>
+            <w:tcW w:type="dxa" w:w="3307"/>
           </w:tcPr>
           <w:p>
             <w:r>
@@ -7995,7 +8008,7 @@
         </w:tc>
         <w:tc>
           <w:tcPr>
-            <w:tcW w:type="dxa" w:w="2880"/>
+            <w:tcW w:type="dxa" w:w="3307"/>
           </w:tcPr>
           <w:p>
             <w:r>
@@ -8014,7 +8027,7 @@
         </w:tc>
         <w:tc>
           <w:tcPr>
-            <w:tcW w:type="dxa" w:w="2880"/>
+            <w:tcW w:type="dxa" w:w="3307"/>
           </w:tcPr>
           <w:p>
             <w:r>
@@ -8042,7 +8055,7 @@
       <w:tr>
         <w:tc>
           <w:tcPr>
-            <w:tcW w:type="dxa" w:w="2880"/>
+            <w:tcW w:type="dxa" w:w="3307"/>
           </w:tcPr>
           <w:p>
             <w:r>
@@ -8061,7 +8074,7 @@
         </w:tc>
         <w:tc>
           <w:tcPr>
-            <w:tcW w:type="dxa" w:w="2880"/>
+            <w:tcW w:type="dxa" w:w="3307"/>
           </w:tcPr>
           <w:p>
             <w:r>
@@ -8080,7 +8093,7 @@
         </w:tc>
         <w:tc>
           <w:tcPr>
-            <w:tcW w:type="dxa" w:w="2880"/>
+            <w:tcW w:type="dxa" w:w="3307"/>
           </w:tcPr>
           <w:p>
             <w:r>
@@ -8115,7 +8128,7 @@
       <w:tr>
         <w:tc>
           <w:tcPr>
-            <w:tcW w:type="dxa" w:w="2880"/>
+            <w:tcW w:type="dxa" w:w="3307"/>
           </w:tcPr>
           <w:p>
             <w:r>
@@ -8134,7 +8147,7 @@
         </w:tc>
         <w:tc>
           <w:tcPr>
-            <w:tcW w:type="dxa" w:w="2880"/>
+            <w:tcW w:type="dxa" w:w="3307"/>
           </w:tcPr>
           <w:p>
             <w:r>
@@ -8153,7 +8166,7 @@
         </w:tc>
         <w:tc>
           <w:tcPr>
-            <w:tcW w:type="dxa" w:w="2880"/>
+            <w:tcW w:type="dxa" w:w="3307"/>
           </w:tcPr>
           <w:p>
             <w:r>
@@ -8174,7 +8187,7 @@
       <w:tr>
         <w:tc>
           <w:tcPr>
-            <w:tcW w:type="dxa" w:w="2880"/>
+            <w:tcW w:type="dxa" w:w="3307"/>
           </w:tcPr>
           <w:p>
             <w:r>
@@ -8193,7 +8206,7 @@
         </w:tc>
         <w:tc>
           <w:tcPr>
-            <w:tcW w:type="dxa" w:w="2880"/>
+            <w:tcW w:type="dxa" w:w="3307"/>
           </w:tcPr>
           <w:p>
             <w:r>
@@ -8212,7 +8225,7 @@
         </w:tc>
         <w:tc>
           <w:tcPr>
-            <w:tcW w:type="dxa" w:w="2880"/>
+            <w:tcW w:type="dxa" w:w="3307"/>
           </w:tcPr>
           <w:p>
             <w:r>
@@ -8303,18 +8316,18 @@
       <w:tblPr>
         <w:tblStyle w:val="TableGrid"/>
         <w:tblW w:type="auto" w:w="0"/>
-        <w:tblLayout w:type="autofit"/>
+        <w:tblLayout w:type="fixed"/>
         <w:tblLook w:firstColumn="1" w:firstRow="1" w:lastColumn="0" w:lastRow="0" w:noHBand="0" w:noVBand="1" w:val="04A0"/>
       </w:tblPr>
       <w:tblGrid>
-        <w:gridCol w:w="2880"/>
-        <w:gridCol w:w="2880"/>
-        <w:gridCol w:w="2880"/>
+        <w:gridCol w:w="3307"/>
+        <w:gridCol w:w="3307"/>
+        <w:gridCol w:w="3307"/>
       </w:tblGrid>
       <w:tr>
         <w:tc>
           <w:tcPr>
-            <w:tcW w:type="dxa" w:w="2880"/>
+            <w:tcW w:type="dxa" w:w="3307"/>
             <w:shd w:fill="D9E2F3"/>
           </w:tcPr>
           <w:p>
@@ -8336,7 +8349,7 @@
         </w:tc>
         <w:tc>
           <w:tcPr>
-            <w:tcW w:type="dxa" w:w="2880"/>
+            <w:tcW w:type="dxa" w:w="3307"/>
             <w:shd w:fill="D9E2F3"/>
           </w:tcPr>
           <w:p>
@@ -8358,7 +8371,7 @@
         </w:tc>
         <w:tc>
           <w:tcPr>
-            <w:tcW w:type="dxa" w:w="2880"/>
+            <w:tcW w:type="dxa" w:w="3307"/>
             <w:shd w:fill="D9E2F3"/>
           </w:tcPr>
           <w:p>
@@ -8382,7 +8395,7 @@
       <w:tr>
         <w:tc>
           <w:tcPr>
-            <w:tcW w:type="dxa" w:w="2880"/>
+            <w:tcW w:type="dxa" w:w="3307"/>
           </w:tcPr>
           <w:p>
             <w:r>
@@ -8401,7 +8414,7 @@
         </w:tc>
         <w:tc>
           <w:tcPr>
-            <w:tcW w:type="dxa" w:w="2880"/>
+            <w:tcW w:type="dxa" w:w="3307"/>
           </w:tcPr>
           <w:p>
             <w:r>
@@ -8420,7 +8433,7 @@
         </w:tc>
         <w:tc>
           <w:tcPr>
-            <w:tcW w:type="dxa" w:w="2880"/>
+            <w:tcW w:type="dxa" w:w="3307"/>
           </w:tcPr>
           <w:p>
             <w:r>
@@ -8441,7 +8454,7 @@
       <w:tr>
         <w:tc>
           <w:tcPr>
-            <w:tcW w:type="dxa" w:w="2880"/>
+            <w:tcW w:type="dxa" w:w="3307"/>
           </w:tcPr>
           <w:p>
             <w:r>
@@ -8460,7 +8473,7 @@
         </w:tc>
         <w:tc>
           <w:tcPr>
-            <w:tcW w:type="dxa" w:w="2880"/>
+            <w:tcW w:type="dxa" w:w="3307"/>
           </w:tcPr>
           <w:p>
             <w:r>
@@ -8479,7 +8492,7 @@
         </w:tc>
         <w:tc>
           <w:tcPr>
-            <w:tcW w:type="dxa" w:w="2880"/>
+            <w:tcW w:type="dxa" w:w="3307"/>
           </w:tcPr>
           <w:p>
             <w:r>
@@ -8514,7 +8527,7 @@
       <w:tr>
         <w:tc>
           <w:tcPr>
-            <w:tcW w:type="dxa" w:w="2880"/>
+            <w:tcW w:type="dxa" w:w="3307"/>
           </w:tcPr>
           <w:p>
             <w:r>
@@ -8533,7 +8546,7 @@
         </w:tc>
         <w:tc>
           <w:tcPr>
-            <w:tcW w:type="dxa" w:w="2880"/>
+            <w:tcW w:type="dxa" w:w="3307"/>
           </w:tcPr>
           <w:p>
             <w:r>
@@ -8552,7 +8565,7 @@
         </w:tc>
         <w:tc>
           <w:tcPr>
-            <w:tcW w:type="dxa" w:w="2880"/>
+            <w:tcW w:type="dxa" w:w="3307"/>
           </w:tcPr>
           <w:p>
             <w:r>
@@ -8573,7 +8586,7 @@
       <w:tr>
         <w:tc>
           <w:tcPr>
-            <w:tcW w:type="dxa" w:w="2880"/>
+            <w:tcW w:type="dxa" w:w="3307"/>
           </w:tcPr>
           <w:p>
             <w:r>
@@ -8592,7 +8605,7 @@
         </w:tc>
         <w:tc>
           <w:tcPr>
-            <w:tcW w:type="dxa" w:w="2880"/>
+            <w:tcW w:type="dxa" w:w="3307"/>
           </w:tcPr>
           <w:p>
             <w:r>
@@ -8618,7 +8631,7 @@
         </w:tc>
         <w:tc>
           <w:tcPr>
-            <w:tcW w:type="dxa" w:w="2880"/>
+            <w:tcW w:type="dxa" w:w="3307"/>
           </w:tcPr>
           <w:p>
             <w:r>
@@ -8646,7 +8659,7 @@
       <w:tr>
         <w:tc>
           <w:tcPr>
-            <w:tcW w:type="dxa" w:w="2880"/>
+            <w:tcW w:type="dxa" w:w="3307"/>
           </w:tcPr>
           <w:p>
             <w:r>
@@ -8665,7 +8678,7 @@
         </w:tc>
         <w:tc>
           <w:tcPr>
-            <w:tcW w:type="dxa" w:w="2880"/>
+            <w:tcW w:type="dxa" w:w="3307"/>
           </w:tcPr>
           <w:p>
             <w:r>
@@ -8684,7 +8697,7 @@
         </w:tc>
         <w:tc>
           <w:tcPr>
-            <w:tcW w:type="dxa" w:w="2880"/>
+            <w:tcW w:type="dxa" w:w="3307"/>
           </w:tcPr>
           <w:p>
             <w:r>
@@ -8964,17 +8977,17 @@
       <w:tblPr>
         <w:tblStyle w:val="TableGrid"/>
         <w:tblW w:type="auto" w:w="0"/>
-        <w:tblLayout w:type="autofit"/>
+        <w:tblLayout w:type="fixed"/>
         <w:tblLook w:firstColumn="1" w:firstRow="1" w:lastColumn="0" w:lastRow="0" w:noHBand="0" w:noVBand="1" w:val="04A0"/>
       </w:tblPr>
       <w:tblGrid>
-        <w:gridCol w:w="4320"/>
-        <w:gridCol w:w="4320"/>
+        <w:gridCol w:w="4961"/>
+        <w:gridCol w:w="4961"/>
       </w:tblGrid>
       <w:tr>
         <w:tc>
           <w:tcPr>
-            <w:tcW w:type="dxa" w:w="4320"/>
+            <w:tcW w:type="dxa" w:w="4961"/>
             <w:shd w:fill="D9E2F3"/>
           </w:tcPr>
           <w:p>
@@ -8996,7 +9009,7 @@
         </w:tc>
         <w:tc>
           <w:tcPr>
-            <w:tcW w:type="dxa" w:w="4320"/>
+            <w:tcW w:type="dxa" w:w="4961"/>
             <w:shd w:fill="D9E2F3"/>
           </w:tcPr>
           <w:p>
@@ -9020,7 +9033,7 @@
       <w:tr>
         <w:tc>
           <w:tcPr>
-            <w:tcW w:type="dxa" w:w="4320"/>
+            <w:tcW w:type="dxa" w:w="4961"/>
           </w:tcPr>
           <w:p>
             <w:r>
@@ -9046,7 +9059,7 @@
         </w:tc>
         <w:tc>
           <w:tcPr>
-            <w:tcW w:type="dxa" w:w="4320"/>
+            <w:tcW w:type="dxa" w:w="4961"/>
           </w:tcPr>
           <w:p>
             <w:r>
@@ -9067,7 +9080,7 @@
       <w:tr>
         <w:tc>
           <w:tcPr>
-            <w:tcW w:type="dxa" w:w="4320"/>
+            <w:tcW w:type="dxa" w:w="4961"/>
           </w:tcPr>
           <w:p>
             <w:r>
@@ -9093,7 +9106,7 @@
         </w:tc>
         <w:tc>
           <w:tcPr>
-            <w:tcW w:type="dxa" w:w="4320"/>
+            <w:tcW w:type="dxa" w:w="4961"/>
           </w:tcPr>
           <w:p>
             <w:r>
@@ -9114,7 +9127,7 @@
       <w:tr>
         <w:tc>
           <w:tcPr>
-            <w:tcW w:type="dxa" w:w="4320"/>
+            <w:tcW w:type="dxa" w:w="4961"/>
           </w:tcPr>
           <w:p>
             <w:r>
@@ -9140,7 +9153,7 @@
         </w:tc>
         <w:tc>
           <w:tcPr>
-            <w:tcW w:type="dxa" w:w="4320"/>
+            <w:tcW w:type="dxa" w:w="4961"/>
           </w:tcPr>
           <w:p>
             <w:r>
@@ -9209,17 +9222,17 @@
       <w:tblPr>
         <w:tblStyle w:val="TableGrid"/>
         <w:tblW w:type="auto" w:w="0"/>
-        <w:tblLayout w:type="autofit"/>
+        <w:tblLayout w:type="fixed"/>
         <w:tblLook w:firstColumn="1" w:firstRow="1" w:lastColumn="0" w:lastRow="0" w:noHBand="0" w:noVBand="1" w:val="04A0"/>
       </w:tblPr>
       <w:tblGrid>
-        <w:gridCol w:w="4320"/>
-        <w:gridCol w:w="4320"/>
+        <w:gridCol w:w="4961"/>
+        <w:gridCol w:w="4961"/>
       </w:tblGrid>
       <w:tr>
         <w:tc>
           <w:tcPr>
-            <w:tcW w:type="dxa" w:w="4320"/>
+            <w:tcW w:type="dxa" w:w="4961"/>
             <w:shd w:fill="D9E2F3"/>
           </w:tcPr>
           <w:p>
@@ -9241,7 +9254,7 @@
         </w:tc>
         <w:tc>
           <w:tcPr>
-            <w:tcW w:type="dxa" w:w="4320"/>
+            <w:tcW w:type="dxa" w:w="4961"/>
             <w:shd w:fill="D9E2F3"/>
           </w:tcPr>
           <w:p>
@@ -9265,7 +9278,7 @@
       <w:tr>
         <w:tc>
           <w:tcPr>
-            <w:tcW w:type="dxa" w:w="4320"/>
+            <w:tcW w:type="dxa" w:w="4961"/>
           </w:tcPr>
           <w:p>
             <w:r>
@@ -9284,7 +9297,7 @@
         </w:tc>
         <w:tc>
           <w:tcPr>
-            <w:tcW w:type="dxa" w:w="4320"/>
+            <w:tcW w:type="dxa" w:w="4961"/>
           </w:tcPr>
           <w:p>
             <w:r>
@@ -9305,7 +9318,7 @@
       <w:tr>
         <w:tc>
           <w:tcPr>
-            <w:tcW w:type="dxa" w:w="4320"/>
+            <w:tcW w:type="dxa" w:w="4961"/>
           </w:tcPr>
           <w:p>
             <w:r>
@@ -9324,7 +9337,7 @@
         </w:tc>
         <w:tc>
           <w:tcPr>
-            <w:tcW w:type="dxa" w:w="4320"/>
+            <w:tcW w:type="dxa" w:w="4961"/>
           </w:tcPr>
           <w:p>
             <w:r>
@@ -9345,7 +9358,7 @@
       <w:tr>
         <w:tc>
           <w:tcPr>
-            <w:tcW w:type="dxa" w:w="4320"/>
+            <w:tcW w:type="dxa" w:w="4961"/>
           </w:tcPr>
           <w:p>
             <w:r>
@@ -9364,7 +9377,7 @@
         </w:tc>
         <w:tc>
           <w:tcPr>
-            <w:tcW w:type="dxa" w:w="4320"/>
+            <w:tcW w:type="dxa" w:w="4961"/>
           </w:tcPr>
           <w:p>
             <w:r>
@@ -9385,7 +9398,7 @@
       <w:tr>
         <w:tc>
           <w:tcPr>
-            <w:tcW w:type="dxa" w:w="4320"/>
+            <w:tcW w:type="dxa" w:w="4961"/>
           </w:tcPr>
           <w:p>
             <w:r>
@@ -9404,7 +9417,7 @@
         </w:tc>
         <w:tc>
           <w:tcPr>
-            <w:tcW w:type="dxa" w:w="4320"/>
+            <w:tcW w:type="dxa" w:w="4961"/>
           </w:tcPr>
           <w:p>
             <w:r>
@@ -9425,7 +9438,7 @@
       <w:tr>
         <w:tc>
           <w:tcPr>
-            <w:tcW w:type="dxa" w:w="4320"/>
+            <w:tcW w:type="dxa" w:w="4961"/>
           </w:tcPr>
           <w:p>
             <w:r>
@@ -9444,7 +9457,7 @@
         </w:tc>
         <w:tc>
           <w:tcPr>
-            <w:tcW w:type="dxa" w:w="4320"/>
+            <w:tcW w:type="dxa" w:w="4961"/>
           </w:tcPr>
           <w:p>
             <w:r>
@@ -9753,19 +9766,19 @@
       <w:tblPr>
         <w:tblStyle w:val="TableGrid"/>
         <w:tblW w:type="auto" w:w="0"/>
-        <w:tblLayout w:type="autofit"/>
+        <w:tblLayout w:type="fixed"/>
         <w:tblLook w:firstColumn="1" w:firstRow="1" w:lastColumn="0" w:lastRow="0" w:noHBand="0" w:noVBand="1" w:val="04A0"/>
       </w:tblPr>
       <w:tblGrid>
-        <w:gridCol w:w="2160"/>
-        <w:gridCol w:w="2160"/>
-        <w:gridCol w:w="2160"/>
-        <w:gridCol w:w="2160"/>
+        <w:gridCol w:w="2480"/>
+        <w:gridCol w:w="2480"/>
+        <w:gridCol w:w="2480"/>
+        <w:gridCol w:w="2480"/>
       </w:tblGrid>
       <w:tr>
         <w:tc>
           <w:tcPr>
-            <w:tcW w:type="dxa" w:w="2160"/>
+            <w:tcW w:type="dxa" w:w="2480"/>
             <w:shd w:fill="D9E2F3"/>
           </w:tcPr>
           <w:p>
@@ -9787,7 +9800,7 @@
         </w:tc>
         <w:tc>
           <w:tcPr>
-            <w:tcW w:type="dxa" w:w="2160"/>
+            <w:tcW w:type="dxa" w:w="2480"/>
             <w:shd w:fill="D9E2F3"/>
           </w:tcPr>
           <w:p>
@@ -9809,7 +9822,7 @@
         </w:tc>
         <w:tc>
           <w:tcPr>
-            <w:tcW w:type="dxa" w:w="2160"/>
+            <w:tcW w:type="dxa" w:w="2480"/>
             <w:shd w:fill="D9E2F3"/>
           </w:tcPr>
           <w:p>
@@ -9831,7 +9844,7 @@
         </w:tc>
         <w:tc>
           <w:tcPr>
-            <w:tcW w:type="dxa" w:w="2160"/>
+            <w:tcW w:type="dxa" w:w="2480"/>
             <w:shd w:fill="D9E2F3"/>
           </w:tcPr>
           <w:p>
@@ -9855,7 +9868,7 @@
       <w:tr>
         <w:tc>
           <w:tcPr>
-            <w:tcW w:type="dxa" w:w="2160"/>
+            <w:tcW w:type="dxa" w:w="2480"/>
           </w:tcPr>
           <w:p>
             <w:r>
@@ -9874,7 +9887,7 @@
         </w:tc>
         <w:tc>
           <w:tcPr>
-            <w:tcW w:type="dxa" w:w="2160"/>
+            <w:tcW w:type="dxa" w:w="2480"/>
           </w:tcPr>
           <w:p>
             <w:r>
@@ -9893,7 +9906,7 @@
         </w:tc>
         <w:tc>
           <w:tcPr>
-            <w:tcW w:type="dxa" w:w="2160"/>
+            <w:tcW w:type="dxa" w:w="2480"/>
           </w:tcPr>
           <w:p>
             <w:r>
@@ -9912,7 +9925,7 @@
         </w:tc>
         <w:tc>
           <w:tcPr>
-            <w:tcW w:type="dxa" w:w="2160"/>
+            <w:tcW w:type="dxa" w:w="2480"/>
           </w:tcPr>
           <w:p>
             <w:r>
@@ -9935,8 +9948,8 @@
     <w:sectPr>
       <w:footerReference w:type="default" r:id="rId9"/>
       <w:headerReference w:type="default" r:id="rId10"/>
-      <w:pgSz w:w="12240" w:h="15840"/>
-      <w:pgMar w:top="1440" w:right="1800" w:bottom="1440" w:left="1800" w:header="720" w:footer="720" w:gutter="0"/>
+      <w:pgSz w:w="11906" w:h="16838"/>
+      <w:pgMar w:top="1417" w:right="850" w:bottom="1134" w:left="1134" w:header="720" w:footer="720" w:gutter="0"/>
       <w:cols w:space="720"/>
       <w:docGrid w:linePitch="360"/>
     </w:sectPr>
